--- a/public/Shashikant_Kumar_Resume.docx
+++ b/public/Shashikant_Kumar_Resume.docx
@@ -145,35 +145,16 @@
           <w:sz w:val="21"/>
           <w:szCs w:val="21"/>
         </w:rPr>
-        <w:t>MERN Stack Developer with 4+ years of experience designing, developing, and deploying scalable web and mobile applications. Progressed from Trainee to Developer within the same organization by consistently delivering high-quality solutions and taking ownership of complex projects from architecture to production.</w:t>
-      </w:r>
-    </w:p>
-    <w:p>
-      <w:pPr>
-        <w:spacing w:after="70" w:beforeAutospacing="0" w:afterAutospacing="0"/>
-      </w:pPr>
-      <w:r>
-        <w:rPr>
-          <w:rFonts w:ascii="Calibri" w:hAnsi="Calibri" w:cs="Calibri" w:eastAsia="Calibri"/>
-          <w:color w:val="333333"/>
-          <w:sz w:val="21"/>
-          <w:szCs w:val="21"/>
-        </w:rPr>
-        <w:t>Strong expertise in React.js, Next.js, React Native, Node.js, Express.js, MongoDB, and SQL, with extensive experience building secure RESTful APIs, responsive user interfaces, and scalable backend systems. Skilled in integrating third-party services, payment gateways, authentication systems, blockchain technologies (Wagmi, Ethers.js), and AI-powered features using OpenAI APIs.</w:t>
-      </w:r>
-    </w:p>
-    <w:p>
-      <w:pPr>
-        <w:spacing w:after="70" w:beforeAutospacing="0" w:afterAutospacing="0"/>
-      </w:pPr>
-      <w:r>
-        <w:rPr>
-          <w:rFonts w:ascii="Calibri" w:hAnsi="Calibri" w:cs="Calibri" w:eastAsia="Calibri"/>
-          <w:color w:val="333333"/>
-          <w:sz w:val="21"/>
-          <w:szCs w:val="21"/>
-        </w:rPr>
-        <w:t>Successfully delivered healthcare, e-commerce, SaaS, and enterprise applications for clients in the United States and India. Experienced in optimizing application performance, mentoring junior developers, collaborating with cross-functional teams, and following best practices in clean code, Git workflows, and Agile development. Passionate about building reliable, user-focused products and continuously adopting modern technologies to solve real-world business challenges.</w:t>
+        <w:t xml:space="preserve">MERN Stack Developer with 4+ years of experience building scalable web </w:t>
+      </w:r>
+      <w:r>
+        <w:rPr>
+          <w:rFonts w:ascii="Calibri" w:hAnsi="Calibri" w:cs="Calibri" w:eastAsia="Calibri"/>
+          <w:color w:val="333333"/>
+          <w:sz w:val="21"/>
+          <w:szCs w:val="21"/>
+        </w:rPr>
+        <w:t>applications, progressing from Trainee to Developer within the same organization. Skilled in React.js, Next.js, React Native, Node.js, Express.js, MongoDB, and SQL, with expertise in RESTful APIs, payment gateways, blockchain integration (Wagmi, Ethers.js), and AI-powered features using OpenAI. Delivered healthcare, e-commerce, and enterprise applications for US and India-based clients, with a strong focus on clean code and performance.</w:t>
       </w:r>
     </w:p>
     <w:p>
@@ -400,7 +381,18 @@
           <w:sz w:val="20"/>
           <w:szCs w:val="20"/>
         </w:rPr>
-        <w:t xml:space="preserve">   (Mid 2024 – Present)</w:t>
+        <w:t xml:space="preserve">   (</w:t>
+      </w:r>
+      <w:r>
+        <w:rPr>
+          <w:rFonts w:ascii="Calibri" w:hAnsi="Calibri" w:cs="Calibri" w:eastAsia="Calibri"/>
+          <w:i w:val="1"/>
+          <w:iCs w:val="1"/>
+          <w:color w:val="555555"/>
+          <w:sz w:val="20"/>
+          <w:szCs w:val="20"/>
+        </w:rPr>
+        <w:t>2024 – Present)</w:t>
       </w:r>
     </w:p>
     <w:p>
@@ -505,7 +497,18 @@
           <w:sz w:val="20"/>
           <w:szCs w:val="20"/>
         </w:rPr>
-        <w:t xml:space="preserve">   (2023 – Mid 2024)</w:t>
+        <w:t xml:space="preserve">   (2023 – </w:t>
+      </w:r>
+      <w:r>
+        <w:rPr>
+          <w:rFonts w:ascii="Calibri" w:hAnsi="Calibri" w:cs="Calibri" w:eastAsia="Calibri"/>
+          <w:i w:val="1"/>
+          <w:iCs w:val="1"/>
+          <w:color w:val="555555"/>
+          <w:sz w:val="20"/>
+          <w:szCs w:val="20"/>
+        </w:rPr>
+        <w:t>2024)</w:t>
       </w:r>
     </w:p>
     <w:p>
@@ -591,7 +594,31 @@
           <w:sz w:val="20"/>
           <w:szCs w:val="20"/>
         </w:rPr>
-        <w:t xml:space="preserve">   (July 2022 – December 2023)</w:t>
+        <w:t xml:space="preserve">   (July 2022 – Dec</w:t>
+      </w:r>
+      <w:r>
+        <w:rPr>
+          <w:rFonts w:ascii="Calibri" w:hAnsi="Calibri" w:cs="Calibri" w:eastAsia="Calibri"/>
+          <w:i w:val="1"/>
+          <w:iCs w:val="1"/>
+          <w:color w:val="555555"/>
+          <w:sz w:val="20"/>
+          <w:szCs w:val="20"/>
+          <w:rtl w:val="0"/>
+          <w:lang w:val="en-IN" w:bidi="en-IN" w:eastAsia="en-IN"/>
+        </w:rPr>
+        <w:t xml:space="preserve"> </w:t>
+      </w:r>
+      <w:r>
+        <w:rPr>
+          <w:rFonts w:ascii="Calibri" w:hAnsi="Calibri" w:cs="Calibri" w:eastAsia="Calibri"/>
+          <w:i w:val="1"/>
+          <w:iCs w:val="1"/>
+          <w:color w:val="555555"/>
+          <w:sz w:val="20"/>
+          <w:szCs w:val="20"/>
+        </w:rPr>
+        <w:t>2023)</w:t>
       </w:r>
     </w:p>
     <w:p>
@@ -809,6 +836,13 @@
     </w:p>
     <w:p>
       <w:pPr>
+        <w:pStyle w:val="P9"/>
+        <w:spacing w:after="45" w:beforeAutospacing="0" w:afterAutospacing="0"/>
+        <w:ind w:left="360"/>
+      </w:pPr>
+    </w:p>
+    <w:p>
+      <w:pPr>
         <w:spacing w:before="140" w:after="20" w:beforeAutospacing="0" w:afterAutospacing="0"/>
       </w:pPr>
       <w:r>
@@ -1037,7 +1071,27 @@
           <w:sz w:val="21"/>
           <w:szCs w:val="21"/>
         </w:rPr>
-        <w:t>Built the consultant booking website enabling patients to book medical consultations online.</w:t>
+        <w:t xml:space="preserve">Built the consultant booking website enabling patients to book </w:t>
+      </w:r>
+      <w:r>
+        <w:rPr>
+          <w:rFonts w:ascii="Calibri" w:hAnsi="Calibri" w:cs="Calibri" w:eastAsia="Calibri"/>
+          <w:color w:val="333333"/>
+          <w:sz w:val="21"/>
+          <w:szCs w:val="21"/>
+          <w:rtl w:val="0"/>
+          <w:lang w:val="en-IN" w:bidi="en-IN" w:eastAsia="en-IN"/>
+        </w:rPr>
+        <w:t xml:space="preserve">capno device </w:t>
+      </w:r>
+      <w:r>
+        <w:rPr>
+          <w:rFonts w:ascii="Calibri" w:hAnsi="Calibri" w:cs="Calibri" w:eastAsia="Calibri"/>
+          <w:color w:val="333333"/>
+          <w:sz w:val="21"/>
+          <w:szCs w:val="21"/>
+        </w:rPr>
+        <w:t>consultations online.</w:t>
       </w:r>
     </w:p>
     <w:p>
@@ -1302,180 +1356,70 @@
           <w:szCs w:val="21"/>
           <w:spacing w:val="12"/>
         </w:rPr>
-        <w:t>EARLIER EXPERIENCE</w:t>
-      </w:r>
-    </w:p>
-    <w:p>
-      <w:pPr>
-        <w:spacing w:after="60" w:beforeAutospacing="0" w:afterAutospacing="0"/>
-      </w:pPr>
-      <w:r>
-        <w:rPr>
-          <w:rFonts w:ascii="Calibri" w:hAnsi="Calibri" w:cs="Calibri" w:eastAsia="Calibri"/>
-          <w:b w:val="1"/>
-          <w:i w:val="1"/>
-          <w:bCs w:val="1"/>
-          <w:iCs w:val="1"/>
-          <w:color w:val="1F3864"/>
+        <w:t>EDUCATION</w:t>
+      </w:r>
+    </w:p>
+    <w:p>
+      <w:pPr>
+        <w:spacing w:after="20" w:beforeAutospacing="0" w:afterAutospacing="0"/>
+      </w:pPr>
+      <w:r>
+        <w:rPr>
+          <w:rFonts w:ascii="Calibri" w:hAnsi="Calibri" w:cs="Calibri" w:eastAsia="Calibri"/>
+          <w:b w:val="1"/>
+          <w:bCs w:val="1"/>
+          <w:color w:val="333333"/>
+          <w:sz w:val="21"/>
+          <w:szCs w:val="21"/>
+        </w:rPr>
+        <w:t>B.Tech, Mechanical Engineering</w:t>
+      </w:r>
+      <w:r>
+        <w:rPr>
+          <w:rFonts w:ascii="Calibri" w:hAnsi="Calibri" w:cs="Calibri" w:eastAsia="Calibri"/>
+          <w:b w:val="1"/>
+          <w:bCs w:val="1"/>
+          <w:color w:val="333333"/>
+          <w:sz w:val="21"/>
+          <w:szCs w:val="21"/>
+          <w:rtl w:val="0"/>
+          <w:lang w:val="en-IN" w:bidi="en-IN" w:eastAsia="en-IN"/>
+        </w:rPr>
+        <w:t xml:space="preserve"> </w:t>
+      </w:r>
+      <w:r>
+        <w:rPr>
+          <w:rFonts w:ascii="Calibri" w:hAnsi="Calibri" w:cs="Calibri" w:eastAsia="Calibri"/>
+          <w:color w:val="555555"/>
           <w:sz w:val="20"/>
           <w:szCs w:val="20"/>
         </w:rPr>
-        <w:t>Production Engineer &amp; AutoCAD Designer</w:t>
-      </w:r>
+        <w:t xml:space="preserve"> </w:t>
+      </w:r>
+      <w:r>
+        <w:rPr>
+          <w:rFonts w:ascii="Calibri" w:hAnsi="Calibri" w:cs="Calibri" w:eastAsia="Calibri"/>
+          <w:color w:val="555555"/>
+          <w:sz w:val="20"/>
+          <w:szCs w:val="20"/>
+        </w:rPr>
+        <w:t>(2013 – 2017)</w:t>
+      </w:r>
+    </w:p>
+    <w:p>
+      <w:pPr>
+        <w:spacing w:after="70" w:beforeAutospacing="0" w:afterAutospacing="0"/>
+      </w:pPr>
       <w:r>
         <w:rPr>
           <w:rFonts w:ascii="Calibri" w:hAnsi="Calibri" w:cs="Calibri" w:eastAsia="Calibri"/>
           <w:i w:val="1"/>
           <w:iCs w:val="1"/>
           <w:color w:val="555555"/>
-          <w:sz w:val="19"/>
-          <w:szCs w:val="19"/>
-        </w:rPr>
-        <w:t xml:space="preserve">   (9 months)</w:t>
-      </w:r>
-      <w:r>
-        <w:rPr>
-          <w:rFonts w:ascii="Calibri" w:hAnsi="Calibri" w:cs="Calibri" w:eastAsia="Calibri"/>
-          <w:color w:val="555555"/>
-          <w:sz w:val="19"/>
-          <w:szCs w:val="19"/>
-        </w:rPr>
-        <w:t xml:space="preserve">  |  Steel &amp; Power Plant Industry</w:t>
-      </w:r>
-    </w:p>
-    <w:p>
-      <w:pPr>
-        <w:pStyle w:val="P9"/>
-        <w:numPr>
-          <w:ilvl w:val="0"/>
-          <w:numId w:val="2"/>
-        </w:numPr>
-        <w:spacing w:after="45" w:beforeAutospacing="0" w:afterAutospacing="0"/>
-      </w:pPr>
-      <w:r>
-        <w:rPr>
-          <w:rFonts w:ascii="Calibri" w:hAnsi="Calibri" w:cs="Calibri" w:eastAsia="Calibri"/>
-          <w:color w:val="333333"/>
-          <w:sz w:val="21"/>
-          <w:szCs w:val="21"/>
-        </w:rPr>
-        <w:t>Supported production operations and prepared engineering drawings using AutoCAD in a steel and power plant environment prior to transitioning into software development.</w:t>
-      </w:r>
-    </w:p>
-    <w:p>
-      <w:pPr>
-        <w:pBdr>
-          <w:top w:val="none" w:sz="0" w:space="0" w:shadow="0" w:frame="0" w:color="auto"/>
-          <w:left w:val="none" w:sz="0" w:space="0" w:shadow="0" w:frame="0" w:color="auto"/>
-          <w:bottom w:val="single" w:sz="8" w:space="2" w:shadow="0" w:frame="0" w:color="1F3864"/>
-          <w:right w:val="none" w:sz="0" w:space="0" w:shadow="0" w:frame="0" w:color="auto"/>
-          <w:between w:val="none" w:sz="0" w:space="0" w:shadow="0" w:frame="0" w:color="auto"/>
-        </w:pBdr>
-        <w:spacing w:before="180" w:after="80" w:beforeAutospacing="0" w:afterAutospacing="0"/>
-      </w:pPr>
-      <w:r>
-        <w:rPr>
-          <w:rFonts w:ascii="Calibri" w:hAnsi="Calibri" w:cs="Calibri" w:eastAsia="Calibri"/>
-          <w:b w:val="1"/>
-          <w:bCs w:val="1"/>
-          <w:color w:val="1F3864"/>
-          <w:sz w:val="21"/>
-          <w:szCs w:val="21"/>
-          <w:spacing w:val="12"/>
-        </w:rPr>
-        <w:t>EDUCATION</w:t>
-      </w:r>
-    </w:p>
-    <w:p>
-      <w:pPr>
-        <w:spacing w:after="20" w:beforeAutospacing="0" w:afterAutospacing="0"/>
-      </w:pPr>
-      <w:r>
-        <w:rPr>
-          <w:rFonts w:ascii="Calibri" w:hAnsi="Calibri" w:cs="Calibri" w:eastAsia="Calibri"/>
-          <w:b w:val="1"/>
-          <w:bCs w:val="1"/>
-          <w:color w:val="333333"/>
-          <w:sz w:val="21"/>
-          <w:szCs w:val="21"/>
-        </w:rPr>
-        <w:t>B.Tech, Mechanical Engineering</w:t>
-      </w:r>
-      <w:r>
-        <w:rPr>
-          <w:rFonts w:ascii="Calibri" w:hAnsi="Calibri" w:cs="Calibri" w:eastAsia="Calibri"/>
-          <w:color w:val="555555"/>
           <w:sz w:val="20"/>
           <w:szCs w:val="20"/>
         </w:rPr>
-        <w:t xml:space="preserve">   (2013 – 2017)</w:t>
-      </w:r>
-    </w:p>
-    <w:p>
-      <w:pPr>
-        <w:spacing w:after="70" w:beforeAutospacing="0" w:afterAutospacing="0"/>
-      </w:pPr>
-      <w:r>
-        <w:rPr>
-          <w:rFonts w:ascii="Calibri" w:hAnsi="Calibri" w:cs="Calibri" w:eastAsia="Calibri"/>
-          <w:i w:val="1"/>
-          <w:iCs w:val="1"/>
-          <w:color w:val="555555"/>
-          <w:sz w:val="20"/>
-          <w:szCs w:val="20"/>
-        </w:rPr>
         <w:t>Maharshi Dayanand University (MDU), Rohtak, Haryana</w:t>
-      </w:r>
-    </w:p>
-    <w:p>
-      <w:pPr>
-        <w:pBdr>
-          <w:top w:val="none" w:sz="0" w:space="0" w:shadow="0" w:frame="0" w:color="auto"/>
-          <w:left w:val="none" w:sz="0" w:space="0" w:shadow="0" w:frame="0" w:color="auto"/>
-          <w:bottom w:val="single" w:sz="8" w:space="2" w:shadow="0" w:frame="0" w:color="1F3864"/>
-          <w:right w:val="none" w:sz="0" w:space="0" w:shadow="0" w:frame="0" w:color="auto"/>
-          <w:between w:val="none" w:sz="0" w:space="0" w:shadow="0" w:frame="0" w:color="auto"/>
-        </w:pBdr>
-        <w:spacing w:before="180" w:after="80" w:beforeAutospacing="0" w:afterAutospacing="0"/>
-      </w:pPr>
-      <w:r>
-        <w:rPr>
-          <w:rFonts w:ascii="Calibri" w:hAnsi="Calibri" w:cs="Calibri" w:eastAsia="Calibri"/>
-          <w:b w:val="1"/>
-          <w:bCs w:val="1"/>
-          <w:color w:val="1F3864"/>
-          <w:sz w:val="21"/>
-          <w:szCs w:val="21"/>
-          <w:spacing w:val="12"/>
-        </w:rPr>
-        <w:t>CERTIFICATIONS</w:t>
-      </w:r>
-    </w:p>
-    <w:p>
-      <w:pPr>
-        <w:spacing w:after="70" w:beforeAutospacing="0" w:afterAutospacing="0"/>
-      </w:pPr>
-      <w:r>
-        <w:rPr>
-          <w:rFonts w:ascii="Calibri" w:hAnsi="Calibri" w:cs="Calibri" w:eastAsia="Calibri"/>
-          <w:b w:val="1"/>
-          <w:bCs w:val="1"/>
-          <w:color w:val="333333"/>
-          <w:sz w:val="21"/>
-          <w:szCs w:val="21"/>
-        </w:rPr>
-        <w:t>Web Development</w:t>
-      </w:r>
-      <w:r>
-        <w:rPr>
-          <w:rFonts w:ascii="Calibri" w:hAnsi="Calibri" w:cs="Calibri" w:eastAsia="Calibri"/>
-          <w:i w:val="1"/>
-          <w:iCs w:val="1"/>
-          <w:color w:val="555555"/>
-          <w:sz w:val="20"/>
-          <w:szCs w:val="20"/>
-        </w:rPr>
-        <w:t xml:space="preserve">  —  Udemy</w:t>
       </w:r>
     </w:p>
     <w:p>
@@ -1520,6 +1464,17 @@
           <w:lang w:val="en-IN" w:bidi="en-IN" w:eastAsia="en-IN"/>
         </w:rPr>
         <w:t>New Delhi</w:t>
+      </w:r>
+      <w:r>
+        <w:rPr>
+          <w:rFonts w:ascii="Calibri" w:hAnsi="Calibri" w:cs="Calibri" w:eastAsia="Calibri"/>
+          <w:color w:val="555555"/>
+          <w:sz w:val="18"/>
+          <w:szCs w:val="18"/>
+          <w:rtl w:val="0"/>
+          <w:lang w:val="en-IN" w:bidi="en-IN" w:eastAsia="en-IN"/>
+        </w:rPr>
+        <w:t xml:space="preserve"> </w:t>
       </w:r>
       <w:r>
         <w:rPr>
@@ -1554,7 +1509,7 @@
 <file path=word/numbering.xml><?xml version="1.0" encoding="utf-8"?>
 <w:numbering xmlns:w="http://schemas.openxmlformats.org/wordprocessingml/2006/main">
   <w:abstractNum w:abstractNumId="0">
-    <w:nsid w:val="76D93638"/>
+    <w:nsid w:val="18C5D581"/>
     <w:multiLevelType w:val="multilevel"/>
     <w:lvl w:ilvl="0">
       <w:start w:val="1"/>
@@ -1657,7 +1612,7 @@
     </w:lvl>
   </w:abstractNum>
   <w:abstractNum w:abstractNumId="1">
-    <w:nsid w:val="3F453F0C"/>
+    <w:nsid w:val="547A8557"/>
     <w:multiLevelType w:val="hybridMultilevel"/>
     <w:lvl w:ilvl="0">
       <w:start w:val="1"/>
@@ -1674,7 +1629,7 @@
         <w:szCs w:val="18"/>
       </w:rPr>
     </w:lvl>
-    <w:lvl w:ilvl="1" w:tplc="1921B24A">
+    <w:lvl w:ilvl="1" w:tplc="78DBA79F">
       <w:start w:val="1"/>
       <w:numFmt w:val="decimal"/>
       <w:suff w:val="tab"/>
@@ -1683,7 +1638,7 @@
       <w:pPr/>
       <w:rPr/>
     </w:lvl>
-    <w:lvl w:ilvl="2" w:tplc="2B9112E9">
+    <w:lvl w:ilvl="2" w:tplc="20608250">
       <w:start w:val="1"/>
       <w:numFmt w:val="decimal"/>
       <w:suff w:val="tab"/>
@@ -1692,7 +1647,7 @@
       <w:pPr/>
       <w:rPr/>
     </w:lvl>
-    <w:lvl w:ilvl="3" w:tplc="5C9374E0">
+    <w:lvl w:ilvl="3" w:tplc="0A19E1B3">
       <w:start w:val="1"/>
       <w:numFmt w:val="decimal"/>
       <w:suff w:val="tab"/>
@@ -1701,7 +1656,7 @@
       <w:pPr/>
       <w:rPr/>
     </w:lvl>
-    <w:lvl w:ilvl="4" w:tplc="151CA2AA">
+    <w:lvl w:ilvl="4" w:tplc="6D04083F">
       <w:start w:val="1"/>
       <w:numFmt w:val="decimal"/>
       <w:suff w:val="tab"/>
@@ -1710,7 +1665,7 @@
       <w:pPr/>
       <w:rPr/>
     </w:lvl>
-    <w:lvl w:ilvl="5" w:tplc="60B0395E">
+    <w:lvl w:ilvl="5" w:tplc="4D6A13B0">
       <w:start w:val="1"/>
       <w:numFmt w:val="decimal"/>
       <w:suff w:val="tab"/>
@@ -1719,7 +1674,7 @@
       <w:pPr/>
       <w:rPr/>
     </w:lvl>
-    <w:lvl w:ilvl="6" w:tplc="64A9B433">
+    <w:lvl w:ilvl="6" w:tplc="6DE7F0B5">
       <w:start w:val="1"/>
       <w:numFmt w:val="decimal"/>
       <w:suff w:val="tab"/>
@@ -1728,7 +1683,7 @@
       <w:pPr/>
       <w:rPr/>
     </w:lvl>
-    <w:lvl w:ilvl="7" w:tplc="3A27D28A">
+    <w:lvl w:ilvl="7" w:tplc="5D3363AA">
       <w:start w:val="1"/>
       <w:numFmt w:val="decimal"/>
       <w:suff w:val="tab"/>
@@ -1737,7 +1692,7 @@
       <w:pPr/>
       <w:rPr/>
     </w:lvl>
-    <w:lvl w:ilvl="8" w:tplc="2E8DB28D">
+    <w:lvl w:ilvl="8" w:tplc="0E548193">
       <w:start w:val="1"/>
       <w:numFmt w:val="decimal"/>
       <w:suff w:val="tab"/>

--- a/public/Shashikant_Kumar_Resume.docx
+++ b/public/Shashikant_Kumar_Resume.docx
@@ -145,16 +145,7 @@
           <w:sz w:val="21"/>
           <w:szCs w:val="21"/>
         </w:rPr>
-        <w:t xml:space="preserve">MERN Stack Developer with 4+ years of experience building scalable web </w:t>
-      </w:r>
-      <w:r>
-        <w:rPr>
-          <w:rFonts w:ascii="Calibri" w:hAnsi="Calibri" w:cs="Calibri" w:eastAsia="Calibri"/>
-          <w:color w:val="333333"/>
-          <w:sz w:val="21"/>
-          <w:szCs w:val="21"/>
-        </w:rPr>
-        <w:t>applications, progressing from Trainee to Developer within the same organization. Skilled in React.js, Next.js, React Native, Node.js, Express.js, MongoDB, and SQL, with expertise in RESTful APIs, payment gateways, blockchain integration (Wagmi, Ethers.js), and AI-powered features using OpenAI. Delivered healthcare, e-commerce, and enterprise applications for US and India-based clients, with a strong focus on clean code and performance.</w:t>
+        <w:t>MERN Stack Developer with 4+ years of experience building scalable web applications, progressing from Trainee to Developer within the same organization. Skilled in React.js, Next.js, React Native, Node.js, Express.js, MongoDB, and SQL, with expertise in RESTful APIs, payment gateways, blockchain integration (Wagmi, Ethers.js), and AI-powered features using OpenAI. Delivered healthcare, e-commerce, and enterprise applications for US and India-based clients, with a strong focus on clean code and performance.</w:t>
       </w:r>
     </w:p>
     <w:p>
@@ -203,12 +194,49 @@
           <w:sz w:val="21"/>
           <w:szCs w:val="21"/>
         </w:rPr>
-        <w:t>JavaScript (Node.js, React.js), HTML5, CSS3</w:t>
+        <w:t>JavaScript</w:t>
+      </w:r>
+      <w:r>
+        <w:rPr>
+          <w:rFonts w:ascii="Calibri" w:hAnsi="Calibri" w:cs="Calibri" w:eastAsia="Calibri"/>
+          <w:color w:val="333333"/>
+          <w:sz w:val="21"/>
+          <w:szCs w:val="21"/>
+        </w:rPr>
+        <w:t>,</w:t>
+      </w:r>
+      <w:r>
+        <w:rPr>
+          <w:rFonts w:ascii="Calibri" w:hAnsi="Calibri" w:cs="Calibri" w:eastAsia="Calibri"/>
+          <w:color w:val="333333"/>
+          <w:sz w:val="21"/>
+          <w:szCs w:val="21"/>
+          <w:rtl w:val="0"/>
+          <w:lang w:val="en-IN" w:bidi="en-IN" w:eastAsia="en-IN"/>
+        </w:rPr>
+        <w:t>TypeScript,</w:t>
+      </w:r>
+      <w:r>
+        <w:rPr>
+          <w:rFonts w:ascii="Calibri" w:hAnsi="Calibri" w:cs="Calibri" w:eastAsia="Calibri"/>
+          <w:color w:val="333333"/>
+          <w:sz w:val="21"/>
+          <w:szCs w:val="21"/>
+        </w:rPr>
+        <w:t xml:space="preserve"> HTML5</w:t>
       </w:r>
     </w:p>
     <w:p>
       <w:pPr>
         <w:spacing w:after="40" w:beforeAutospacing="0" w:afterAutospacing="0"/>
+        <w:rPr>
+          <w:rFonts w:ascii="Calibri" w:hAnsi="Calibri" w:cs="Calibri" w:eastAsia="Calibri"/>
+          <w:b w:val="1"/>
+          <w:bCs w:val="1"/>
+          <w:color w:val="333333"/>
+          <w:sz w:val="21"/>
+          <w:szCs w:val="21"/>
+        </w:rPr>
       </w:pPr>
       <w:r>
         <w:rPr>
@@ -224,16 +252,128 @@
       <w:r>
         <w:rPr>
           <w:rFonts w:ascii="Calibri" w:hAnsi="Calibri" w:cs="Calibri" w:eastAsia="Calibri"/>
-          <w:color w:val="333333"/>
-          <w:sz w:val="21"/>
-          <w:szCs w:val="21"/>
-        </w:rPr>
-        <w:t>React.js, Next.js, React Native</w:t>
+          <w:b w:val="0"/>
+          <w:bCs w:val="1"/>
+          <w:noProof w:val="0"/>
+          <w:color w:val="333333"/>
+          <w:sz w:val="21"/>
+          <w:szCs w:val="21"/>
+          <w:rtl w:val="0"/>
+          <w:cs w:val="0"/>
+        </w:rPr>
+        <w:t>React.js, Next.js</w:t>
+      </w:r>
+      <w:r>
+        <w:rPr>
+          <w:rFonts w:ascii="Calibri" w:hAnsi="Calibri" w:cs="Calibri" w:eastAsia="Calibri"/>
+          <w:b w:val="0"/>
+          <w:bCs w:val="1"/>
+          <w:noProof w:val="0"/>
+          <w:color w:val="333333"/>
+          <w:sz w:val="21"/>
+          <w:szCs w:val="21"/>
+          <w:rtl w:val="0"/>
+          <w:cs w:val="0"/>
+        </w:rPr>
+        <w:t>, JavaScript</w:t>
+      </w:r>
+      <w:r>
+        <w:rPr>
+          <w:rFonts w:ascii="Calibri" w:hAnsi="Calibri" w:cs="Calibri" w:eastAsia="Calibri"/>
+          <w:b w:val="0"/>
+          <w:bCs w:val="1"/>
+          <w:noProof w:val="0"/>
+          <w:color w:val="333333"/>
+          <w:sz w:val="21"/>
+          <w:szCs w:val="21"/>
+          <w:rtl w:val="0"/>
+          <w:cs w:val="0"/>
+        </w:rPr>
+        <w:t>,</w:t>
+      </w:r>
+      <w:r>
+        <w:rPr>
+          <w:rFonts w:ascii="Calibri" w:hAnsi="Calibri" w:cs="Calibri" w:eastAsia="Calibri"/>
+          <w:b w:val="0"/>
+          <w:bCs w:val="1"/>
+          <w:noProof w:val="0"/>
+          <w:color w:val="333333"/>
+          <w:sz w:val="21"/>
+          <w:szCs w:val="21"/>
+          <w:rtl w:val="0"/>
+          <w:cs w:val="0"/>
+          <w:lang w:val="en-IN" w:bidi="en-IN" w:eastAsia="en-IN"/>
+        </w:rPr>
+        <w:t xml:space="preserve"> </w:t>
+      </w:r>
+      <w:r>
+        <w:rPr>
+          <w:rFonts w:ascii="Calibri" w:hAnsi="Calibri" w:cs="Calibri" w:eastAsia="Calibri"/>
+          <w:color w:val="333333"/>
+          <w:sz w:val="21"/>
+          <w:szCs w:val="21"/>
+        </w:rPr>
+        <w:t>CSS3</w:t>
+      </w:r>
+      <w:r>
+        <w:rPr>
+          <w:rFonts w:ascii="Calibri" w:hAnsi="Calibri" w:cs="Calibri" w:eastAsia="Calibri"/>
+          <w:b w:val="0"/>
+          <w:bCs w:val="1"/>
+          <w:noProof w:val="0"/>
+          <w:color w:val="333333"/>
+          <w:sz w:val="21"/>
+          <w:szCs w:val="21"/>
+          <w:rtl w:val="0"/>
+          <w:cs w:val="0"/>
+        </w:rPr>
+        <w:t>, Tailwind CSS, Bootstrap</w:t>
       </w:r>
     </w:p>
     <w:p>
       <w:pPr>
         <w:spacing w:after="40" w:beforeAutospacing="0" w:afterAutospacing="0"/>
+        <w:rPr>
+          <w:rFonts w:ascii="Calibri" w:hAnsi="Calibri" w:cs="Calibri" w:eastAsia="Calibri"/>
+          <w:b w:val="0"/>
+          <w:bCs w:val="1"/>
+          <w:noProof w:val="0"/>
+          <w:color w:val="333333"/>
+          <w:sz w:val="21"/>
+          <w:szCs w:val="21"/>
+          <w:rtl w:val="0"/>
+          <w:cs w:val="0"/>
+        </w:rPr>
+      </w:pPr>
+      <w:r>
+        <w:rPr>
+          <w:rFonts w:ascii="Calibri" w:hAnsi="Calibri" w:cs="Calibri" w:eastAsia="Calibri"/>
+          <w:b w:val="1"/>
+          <w:bCs w:val="1"/>
+          <w:color w:val="333333"/>
+          <w:sz w:val="21"/>
+          <w:szCs w:val="21"/>
+        </w:rPr>
+        <w:t xml:space="preserve">Mobile: </w:t>
+      </w:r>
+      <w:r>
+        <w:rPr>
+          <w:rFonts w:ascii="Calibri" w:hAnsi="Calibri" w:cs="Calibri" w:eastAsia="Calibri"/>
+          <w:b w:val="0"/>
+          <w:bCs w:val="1"/>
+          <w:noProof w:val="0"/>
+          <w:color w:val="333333"/>
+          <w:sz w:val="21"/>
+          <w:szCs w:val="21"/>
+          <w:rtl w:val="0"/>
+          <w:cs w:val="0"/>
+        </w:rPr>
+        <w:t>React Native</w:t>
+      </w:r>
+    </w:p>
+    <w:p>
+      <w:pPr>
+        <w:spacing w:after="40" w:beforeAutospacing="0" w:afterAutospacing="0"/>
       </w:pPr>
       <w:r>
         <w:rPr>
@@ -303,7 +443,44 @@
           <w:sz w:val="21"/>
           <w:szCs w:val="21"/>
         </w:rPr>
-        <w:t>OpenAI API Integration, Git, Admin Panel Development</w:t>
+        <w:t>OpenAI API Integration, Git</w:t>
+      </w:r>
+      <w:bookmarkStart w:id="0" w:name="_dx_frag_StartFragment"/>
+      <w:bookmarkEnd w:id="0"/>
+      <w:bookmarkStart w:id="1" w:name="_dx_frag_EndFragment"/>
+      <w:bookmarkEnd w:id="1"/>
+      <w:r>
+        <w:rPr>
+          <w:rFonts w:ascii="Calibri" w:hAnsi="Calibri" w:cs="Calibri" w:eastAsia="Calibri"/>
+          <w:color w:val="333333"/>
+          <w:sz w:val="21"/>
+          <w:szCs w:val="21"/>
+          <w:rtl w:val="0"/>
+          <w:lang w:val="en-IN" w:bidi="en-IN" w:eastAsia="en-IN"/>
+        </w:rPr>
+        <w:t xml:space="preserve">, </w:t>
+      </w:r>
+      <w:r>
+        <w:rPr>
+          <w:rFonts w:ascii="Calibri" w:hAnsi="Calibri" w:cs="Calibri" w:eastAsia="Calibri"/>
+          <w:color w:val="333333"/>
+          <w:sz w:val="21"/>
+          <w:szCs w:val="21"/>
+          <w:rtl w:val="0"/>
+          <w:lang w:val="en-IN" w:bidi="en-IN" w:eastAsia="en-IN"/>
+        </w:rPr>
+        <w:t>Git</w:t>
+      </w:r>
+      <w:r>
+        <w:rPr>
+          <w:rFonts w:ascii="Calibri" w:hAnsi="Calibri" w:cs="Calibri" w:eastAsia="Calibri"/>
+          <w:color w:val="333333"/>
+          <w:sz w:val="21"/>
+          <w:szCs w:val="21"/>
+          <w:rtl w:val="0"/>
+          <w:lang w:val="en-IN" w:bidi="en-IN" w:eastAsia="en-IN"/>
+        </w:rPr>
+        <w:t>Hub, Postman, VS Code</w:t>
       </w:r>
     </w:p>
     <w:p>
@@ -381,7 +558,101 @@
           <w:sz w:val="20"/>
           <w:szCs w:val="20"/>
         </w:rPr>
-        <w:t xml:space="preserve">   (</w:t>
+        <w:t xml:space="preserve">   (2024 – Present)</w:t>
+      </w:r>
+    </w:p>
+    <w:p>
+      <w:pPr>
+        <w:pStyle w:val="P9"/>
+        <w:numPr>
+          <w:ilvl w:val="0"/>
+          <w:numId w:val="2"/>
+        </w:numPr>
+        <w:spacing w:after="45" w:beforeAutospacing="0" w:afterAutospacing="0"/>
+      </w:pPr>
+      <w:r>
+        <w:rPr>
+          <w:rFonts w:ascii="Calibri" w:hAnsi="Calibri" w:cs="Calibri" w:eastAsia="Calibri"/>
+          <w:color w:val="333333"/>
+          <w:sz w:val="21"/>
+          <w:szCs w:val="21"/>
+        </w:rPr>
+        <w:t>Spearhead full-stack feature development across React/Next.js frontends and Node.js/Express/MongoDB backends for multiple flagship client products.</w:t>
+      </w:r>
+    </w:p>
+    <w:p>
+      <w:pPr>
+        <w:pStyle w:val="P9"/>
+        <w:numPr>
+          <w:ilvl w:val="0"/>
+          <w:numId w:val="2"/>
+        </w:numPr>
+        <w:spacing w:after="45" w:beforeAutospacing="0" w:afterAutospacing="0"/>
+      </w:pPr>
+      <w:r>
+        <w:rPr>
+          <w:rFonts w:ascii="Calibri" w:hAnsi="Calibri" w:cs="Calibri" w:eastAsia="Calibri"/>
+          <w:color w:val="333333"/>
+          <w:sz w:val="21"/>
+          <w:szCs w:val="21"/>
+        </w:rPr>
+        <w:t>Design and ship React Native mobile applications alongside web platforms, extending product reach to iOS and Android.</w:t>
+      </w:r>
+    </w:p>
+    <w:p>
+      <w:pPr>
+        <w:pStyle w:val="P9"/>
+        <w:numPr>
+          <w:ilvl w:val="0"/>
+          <w:numId w:val="2"/>
+        </w:numPr>
+        <w:spacing w:after="45" w:beforeAutospacing="0" w:afterAutospacing="0"/>
+      </w:pPr>
+      <w:r>
+        <w:rPr>
+          <w:rFonts w:ascii="Calibri" w:hAnsi="Calibri" w:cs="Calibri" w:eastAsia="Calibri"/>
+          <w:color w:val="333333"/>
+          <w:sz w:val="21"/>
+          <w:szCs w:val="21"/>
+        </w:rPr>
+        <w:t>Pioneer Generative AI (OpenAI) integration into a healthcare consultation product, auto-generating structured medical reports directly from consultation data.</w:t>
+      </w:r>
+    </w:p>
+    <w:p>
+      <w:pPr>
+        <w:pStyle w:val="P9"/>
+        <w:numPr>
+          <w:ilvl w:val="0"/>
+          <w:numId w:val="2"/>
+        </w:numPr>
+        <w:spacing w:after="45" w:beforeAutospacing="0" w:afterAutospacing="0"/>
+      </w:pPr>
+      <w:r>
+        <w:rPr>
+          <w:rFonts w:ascii="Calibri" w:hAnsi="Calibri" w:cs="Calibri" w:eastAsia="Calibri"/>
+          <w:color w:val="333333"/>
+          <w:sz w:val="21"/>
+          <w:szCs w:val="21"/>
+        </w:rPr>
+        <w:t>Serve as a direct point of contact for US and India-based clients, translating business requirements into production-ready features with minimal oversight.</w:t>
+      </w:r>
+    </w:p>
+    <w:p>
+      <w:pPr>
+        <w:spacing w:before="120" w:after="40" w:beforeAutospacing="0" w:afterAutospacing="0"/>
+      </w:pPr>
+      <w:r>
+        <w:rPr>
+          <w:rFonts w:ascii="Calibri" w:hAnsi="Calibri" w:cs="Calibri" w:eastAsia="Calibri"/>
+          <w:b w:val="1"/>
+          <w:i w:val="1"/>
+          <w:bCs w:val="1"/>
+          <w:iCs w:val="1"/>
+          <w:color w:val="1F3864"/>
+          <w:sz w:val="21"/>
+          <w:szCs w:val="21"/>
+        </w:rPr>
+        <w:t>Frontend Developer – API Integration</w:t>
       </w:r>
       <w:r>
         <w:rPr>
@@ -392,123 +663,7 @@
           <w:sz w:val="20"/>
           <w:szCs w:val="20"/>
         </w:rPr>
-        <w:t>2024 – Present)</w:t>
-      </w:r>
-    </w:p>
-    <w:p>
-      <w:pPr>
-        <w:pStyle w:val="P9"/>
-        <w:numPr>
-          <w:ilvl w:val="0"/>
-          <w:numId w:val="2"/>
-        </w:numPr>
-        <w:spacing w:after="45" w:beforeAutospacing="0" w:afterAutospacing="0"/>
-      </w:pPr>
-      <w:r>
-        <w:rPr>
-          <w:rFonts w:ascii="Calibri" w:hAnsi="Calibri" w:cs="Calibri" w:eastAsia="Calibri"/>
-          <w:color w:val="333333"/>
-          <w:sz w:val="21"/>
-          <w:szCs w:val="21"/>
-        </w:rPr>
-        <w:t>Spearhead full-stack feature development across React/Next.js frontends and Node.js/Express/MongoDB backends for multiple flagship client products.</w:t>
-      </w:r>
-    </w:p>
-    <w:p>
-      <w:pPr>
-        <w:pStyle w:val="P9"/>
-        <w:numPr>
-          <w:ilvl w:val="0"/>
-          <w:numId w:val="2"/>
-        </w:numPr>
-        <w:spacing w:after="45" w:beforeAutospacing="0" w:afterAutospacing="0"/>
-      </w:pPr>
-      <w:r>
-        <w:rPr>
-          <w:rFonts w:ascii="Calibri" w:hAnsi="Calibri" w:cs="Calibri" w:eastAsia="Calibri"/>
-          <w:color w:val="333333"/>
-          <w:sz w:val="21"/>
-          <w:szCs w:val="21"/>
-        </w:rPr>
-        <w:t>Design and ship React Native mobile applications alongside web platforms, extending product reach to iOS and Android.</w:t>
-      </w:r>
-    </w:p>
-    <w:p>
-      <w:pPr>
-        <w:pStyle w:val="P9"/>
-        <w:numPr>
-          <w:ilvl w:val="0"/>
-          <w:numId w:val="2"/>
-        </w:numPr>
-        <w:spacing w:after="45" w:beforeAutospacing="0" w:afterAutospacing="0"/>
-      </w:pPr>
-      <w:r>
-        <w:rPr>
-          <w:rFonts w:ascii="Calibri" w:hAnsi="Calibri" w:cs="Calibri" w:eastAsia="Calibri"/>
-          <w:color w:val="333333"/>
-          <w:sz w:val="21"/>
-          <w:szCs w:val="21"/>
-        </w:rPr>
-        <w:t>Pioneer Generative AI (OpenAI) integration into a healthcare consultation product, auto-generating structured medical reports directly from consultation data.</w:t>
-      </w:r>
-    </w:p>
-    <w:p>
-      <w:pPr>
-        <w:pStyle w:val="P9"/>
-        <w:numPr>
-          <w:ilvl w:val="0"/>
-          <w:numId w:val="2"/>
-        </w:numPr>
-        <w:spacing w:after="45" w:beforeAutospacing="0" w:afterAutospacing="0"/>
-      </w:pPr>
-      <w:r>
-        <w:rPr>
-          <w:rFonts w:ascii="Calibri" w:hAnsi="Calibri" w:cs="Calibri" w:eastAsia="Calibri"/>
-          <w:color w:val="333333"/>
-          <w:sz w:val="21"/>
-          <w:szCs w:val="21"/>
-        </w:rPr>
-        <w:t>Serve as a direct point of contact for US and India-based clients, translating business requirements into production-ready features with minimal oversight.</w:t>
-      </w:r>
-    </w:p>
-    <w:p>
-      <w:pPr>
-        <w:spacing w:before="120" w:after="40" w:beforeAutospacing="0" w:afterAutospacing="0"/>
-      </w:pPr>
-      <w:r>
-        <w:rPr>
-          <w:rFonts w:ascii="Calibri" w:hAnsi="Calibri" w:cs="Calibri" w:eastAsia="Calibri"/>
-          <w:b w:val="1"/>
-          <w:i w:val="1"/>
-          <w:bCs w:val="1"/>
-          <w:iCs w:val="1"/>
-          <w:color w:val="1F3864"/>
-          <w:sz w:val="21"/>
-          <w:szCs w:val="21"/>
-        </w:rPr>
-        <w:t>Frontend Developer – API Integration</w:t>
-      </w:r>
-      <w:r>
-        <w:rPr>
-          <w:rFonts w:ascii="Calibri" w:hAnsi="Calibri" w:cs="Calibri" w:eastAsia="Calibri"/>
-          <w:i w:val="1"/>
-          <w:iCs w:val="1"/>
-          <w:color w:val="555555"/>
-          <w:sz w:val="20"/>
-          <w:szCs w:val="20"/>
-        </w:rPr>
-        <w:t xml:space="preserve">   (2023 – </w:t>
-      </w:r>
-      <w:r>
-        <w:rPr>
-          <w:rFonts w:ascii="Calibri" w:hAnsi="Calibri" w:cs="Calibri" w:eastAsia="Calibri"/>
-          <w:i w:val="1"/>
-          <w:iCs w:val="1"/>
-          <w:color w:val="555555"/>
-          <w:sz w:val="20"/>
-          <w:szCs w:val="20"/>
-        </w:rPr>
-        <w:t>2024)</w:t>
+        <w:t xml:space="preserve">   (2023 – 2024)</w:t>
       </w:r>
     </w:p>
     <w:p>
@@ -1394,16 +1549,7 @@
           <w:sz w:val="20"/>
           <w:szCs w:val="20"/>
         </w:rPr>
-        <w:t xml:space="preserve"> </w:t>
-      </w:r>
-      <w:r>
-        <w:rPr>
-          <w:rFonts w:ascii="Calibri" w:hAnsi="Calibri" w:cs="Calibri" w:eastAsia="Calibri"/>
-          <w:color w:val="555555"/>
-          <w:sz w:val="20"/>
-          <w:szCs w:val="20"/>
-        </w:rPr>
-        <w:t>(2013 – 2017)</w:t>
+        <w:t xml:space="preserve"> (2013 – 2017)</w:t>
       </w:r>
     </w:p>
     <w:p>
@@ -1463,18 +1609,7 @@
           <w:rtl w:val="0"/>
           <w:lang w:val="en-IN" w:bidi="en-IN" w:eastAsia="en-IN"/>
         </w:rPr>
-        <w:t>New Delhi</w:t>
-      </w:r>
-      <w:r>
-        <w:rPr>
-          <w:rFonts w:ascii="Calibri" w:hAnsi="Calibri" w:cs="Calibri" w:eastAsia="Calibri"/>
-          <w:color w:val="555555"/>
-          <w:sz w:val="18"/>
-          <w:szCs w:val="18"/>
-          <w:rtl w:val="0"/>
-          <w:lang w:val="en-IN" w:bidi="en-IN" w:eastAsia="en-IN"/>
-        </w:rPr>
-        <w:t xml:space="preserve"> </w:t>
+        <w:t xml:space="preserve">New Delhi </w:t>
       </w:r>
       <w:r>
         <w:rPr>

--- a/public/Shashikant_Kumar_Resume.docx
+++ b/public/Shashikant_Kumar_Resume.docx
@@ -86,7 +86,7 @@
             <w:sz w:val="19"/>
             <w:szCs w:val="19"/>
           </w:rPr>
-          <w:t>LinkedIn: Shashikant Kumar</w:t>
+          <w:t>LinkedIn</w:t>
         </w:r>
       </w:hyperlink>
       <w:r>
@@ -109,6 +109,26 @@
           <w:t>GitHub</w:t>
         </w:r>
       </w:hyperlink>
+      <w:r>
+        <w:rPr>
+          <w:rFonts w:ascii="Calibri" w:hAnsi="Calibri" w:cs="Calibri" w:eastAsia="Calibri"/>
+          <w:color w:val="555555"/>
+          <w:sz w:val="19"/>
+          <w:szCs w:val="19"/>
+        </w:rPr>
+        <w:t xml:space="preserve">   |   </w:t>
+      </w:r>
+      <w:hyperlink r:id="R4">
+        <w:r>
+          <w:rPr>
+            <w:rFonts w:ascii="Calibri" w:hAnsi="Calibri" w:cs="Calibri" w:eastAsia="Calibri"/>
+            <w:color w:val="333333"/>
+            <w:sz w:val="19"/>
+            <w:szCs w:val="19"/>
+          </w:rPr>
+          <w:t>Portfolio</w:t>
+        </w:r>
+      </w:hyperlink>
     </w:p>
     <w:p>
       <w:pPr>
@@ -194,16 +214,7 @@
           <w:sz w:val="21"/>
           <w:szCs w:val="21"/>
         </w:rPr>
-        <w:t>JavaScript</w:t>
-      </w:r>
-      <w:r>
-        <w:rPr>
-          <w:rFonts w:ascii="Calibri" w:hAnsi="Calibri" w:cs="Calibri" w:eastAsia="Calibri"/>
-          <w:color w:val="333333"/>
-          <w:sz w:val="21"/>
-          <w:szCs w:val="21"/>
-        </w:rPr>
-        <w:t>,</w:t>
+        <w:t>JavaScript,</w:t>
       </w:r>
       <w:r>
         <w:rPr>
@@ -261,35 +272,7 @@
           <w:rtl w:val="0"/>
           <w:cs w:val="0"/>
         </w:rPr>
-        <w:t>React.js, Next.js</w:t>
-      </w:r>
-      <w:r>
-        <w:rPr>
-          <w:rFonts w:ascii="Calibri" w:hAnsi="Calibri" w:cs="Calibri" w:eastAsia="Calibri"/>
-          <w:b w:val="0"/>
-          <w:bCs w:val="1"/>
-          <w:noProof w:val="0"/>
-          <w:color w:val="333333"/>
-          <w:sz w:val="21"/>
-          <w:szCs w:val="21"/>
-          <w:rtl w:val="0"/>
-          <w:cs w:val="0"/>
-        </w:rPr>
-        <w:t>, JavaScript</w:t>
-      </w:r>
-      <w:r>
-        <w:rPr>
-          <w:rFonts w:ascii="Calibri" w:hAnsi="Calibri" w:cs="Calibri" w:eastAsia="Calibri"/>
-          <w:b w:val="0"/>
-          <w:bCs w:val="1"/>
-          <w:noProof w:val="0"/>
-          <w:color w:val="333333"/>
-          <w:sz w:val="21"/>
-          <w:szCs w:val="21"/>
-          <w:rtl w:val="0"/>
-          <w:cs w:val="0"/>
-        </w:rPr>
-        <w:t>,</w:t>
+        <w:t>React.js, Next.js, JavaScript,</w:t>
       </w:r>
       <w:r>
         <w:rPr>
@@ -458,29 +441,7 @@
           <w:rtl w:val="0"/>
           <w:lang w:val="en-IN" w:bidi="en-IN" w:eastAsia="en-IN"/>
         </w:rPr>
-        <w:t xml:space="preserve">, </w:t>
-      </w:r>
-      <w:r>
-        <w:rPr>
-          <w:rFonts w:ascii="Calibri" w:hAnsi="Calibri" w:cs="Calibri" w:eastAsia="Calibri"/>
-          <w:color w:val="333333"/>
-          <w:sz w:val="21"/>
-          <w:szCs w:val="21"/>
-          <w:rtl w:val="0"/>
-          <w:lang w:val="en-IN" w:bidi="en-IN" w:eastAsia="en-IN"/>
-        </w:rPr>
-        <w:t>Git</w:t>
-      </w:r>
-      <w:r>
-        <w:rPr>
-          <w:rFonts w:ascii="Calibri" w:hAnsi="Calibri" w:cs="Calibri" w:eastAsia="Calibri"/>
-          <w:color w:val="333333"/>
-          <w:sz w:val="21"/>
-          <w:szCs w:val="21"/>
-          <w:rtl w:val="0"/>
-          <w:lang w:val="en-IN" w:bidi="en-IN" w:eastAsia="en-IN"/>
-        </w:rPr>
-        <w:t>Hub, Postman, VS Code</w:t>
+        <w:t xml:space="preserve">, GitHub, Postman, VS Code</w:t>
       </w:r>
     </w:p>
     <w:p>
